--- a/ALL_FILES/module-16-ecology-keys-to-success.docx
+++ b/ALL_FILES/module-16-ecology-keys-to-success.docx
@@ -3,18 +3,121 @@
 <w:document xmlns:wpc="http://schemas.microsoft.com/office/word/2010/wordprocessingCanvas" xmlns:mo="http://schemas.microsoft.com/office/mac/office/2008/main" xmlns:mc="http://schemas.openxmlformats.org/markup-compatibility/2006" xmlns:mv="urn:schemas-microsoft-com:mac:vml" xmlns:o="urn:schemas-microsoft-com:office:office" xmlns:r="http://schemas.openxmlformats.org/officeDocument/2006/relationships" xmlns:m="http://schemas.openxmlformats.org/officeDocument/2006/math" xmlns:v="urn:schemas-microsoft-com:vml" xmlns:wp14="http://schemas.microsoft.com/office/word/2010/wordprocessingDrawing" xmlns:wp="http://schemas.openxmlformats.org/drawingml/2006/wordprocessingDrawing" xmlns:w10="urn:schemas-microsoft-com:office:word" xmlns:w="http://schemas.openxmlformats.org/wordprocessingml/2006/main" xmlns:w14="http://schemas.microsoft.com/office/word/2010/wordml" xmlns:wpg="http://schemas.microsoft.com/office/word/2010/wordprocessingGroup" xmlns:wpi="http://schemas.microsoft.com/office/word/2010/wordprocessingInk" xmlns:wne="http://schemas.microsoft.com/office/word/2006/wordml" xmlns:wps="http://schemas.microsoft.com/office/word/2010/wordprocessingShape" mc:Ignorable="w14 wp14">
   <w:body>
     <w:p>
+      <w:pPr>
+        <w:pStyle w:val="Heading1"/>
+      </w:pPr>
       <w:r>
         <w:t>Module 16: Ecology — Keys to Success</w:t>
       </w:r>
     </w:p>
     <w:p>
+      <w:pPr>
+        <w:pStyle w:val="Heading2"/>
+      </w:pPr>
       <w:r>
         <w:t>Learning Objectives</w:t>
       </w:r>
     </w:p>
     <w:p>
       <w:r>
-        <w:t>Define Ecology : Understand the levels of biological organization from individual to biosphere.  Population Dynamics : Describe population growth models (exponential and logistic) and factors affecting population size.  Community Interactions : Identify and explain different types of species interactions (competition, predation, symbiosis).  Ecosystem Energy Flow : Diagram energy flow through trophic levels and the importance of producers and decomposers.  Biomes and Biosphere : Describe the major terrestrial and aquatic biomes and the global impact of human activity.   Study Tips</w:t>
+        <w:t xml:space="preserve">1. </w:t>
+      </w:r>
+      <w:r>
+        <w:rPr>
+          <w:b/>
+        </w:rPr>
+        <w:t>Define Ecology</w:t>
+      </w:r>
+      <w:r>
+        <w:t>: Understand the levels of biological organization from individual to biosphere.</w:t>
+      </w:r>
+    </w:p>
+    <w:p>
+      <w:r>
+        <w:t xml:space="preserve">2. </w:t>
+      </w:r>
+      <w:r>
+        <w:rPr>
+          <w:b/>
+        </w:rPr>
+        <w:t>Population Dynamics</w:t>
+      </w:r>
+      <w:r>
+        <w:t>: Describe population growth models (exponential and logistic) and factors affecting population size.</w:t>
+      </w:r>
+    </w:p>
+    <w:p>
+      <w:r>
+        <w:t xml:space="preserve">3. </w:t>
+      </w:r>
+      <w:r>
+        <w:rPr>
+          <w:b/>
+        </w:rPr>
+        <w:t>Community Interactions</w:t>
+      </w:r>
+      <w:r>
+        <w:t>: Identify and explain different types of species interactions (competition, predation, symbiosis).</w:t>
+      </w:r>
+    </w:p>
+    <w:p>
+      <w:r>
+        <w:t xml:space="preserve">4. </w:t>
+      </w:r>
+      <w:r>
+        <w:rPr>
+          <w:b/>
+        </w:rPr>
+        <w:t>Ecosystem Energy Flow</w:t>
+      </w:r>
+      <w:r>
+        <w:t>: Diagram energy flow through trophic levels and the importance of producers and decomposers.</w:t>
+      </w:r>
+    </w:p>
+    <w:p>
+      <w:r>
+        <w:t xml:space="preserve">5. </w:t>
+      </w:r>
+      <w:r>
+        <w:rPr>
+          <w:b/>
+        </w:rPr>
+        <w:t>Biomes and Biosphere</w:t>
+      </w:r>
+      <w:r>
+        <w:t>: Describe the major terrestrial and aquatic biomes and the global impact of human activity.</w:t>
+      </w:r>
+    </w:p>
+    <w:p>
+      <w:pPr>
+        <w:pStyle w:val="Heading2"/>
+      </w:pPr>
+      <w:r>
+        <w:t>Study Tips</w:t>
+      </w:r>
+    </w:p>
+    <w:p>
+      <w:r>
+        <w:t xml:space="preserve">• </w:t>
+      </w:r>
+      <w:r>
+        <w:t>Focus on the differences between population and community ecology.</w:t>
+      </w:r>
+    </w:p>
+    <w:p>
+      <w:r>
+        <w:t xml:space="preserve">• </w:t>
+      </w:r>
+      <w:r>
+        <w:t>Practice drawing a food web for a local ecosystem.</w:t>
+      </w:r>
+    </w:p>
+    <w:p>
+      <w:r>
+        <w:t xml:space="preserve">• </w:t>
+      </w:r>
+      <w:r>
+        <w:t>Review the concept of carrying capacity and its relevance to human population growth.</w:t>
       </w:r>
     </w:p>
     <w:sectPr>
